--- a/klagomål/A 49982-2025 FSC-klagomål.docx
+++ b/klagomål/A 49982-2025 FSC-klagomål.docx
@@ -1030,7 +1030,7 @@
     <w:r>
       <w:tab/>
       <w:tab/>
-      <w:t>2026-09-14</w:t>
+      <w:t>2026-09-15</w:t>
       <w:br/>
       <w:br/>
     </w:r>

--- a/klagomål/A 49982-2025 FSC-klagomål.docx
+++ b/klagomål/A 49982-2025 FSC-klagomål.docx
@@ -1030,7 +1030,7 @@
     <w:r>
       <w:tab/>
       <w:tab/>
-      <w:t>2026-09-15</w:t>
+      <w:t>2026-09-16</w:t>
       <w:br/>
       <w:br/>
     </w:r>

--- a/klagomål/A 49982-2025 FSC-klagomål.docx
+++ b/klagomål/A 49982-2025 FSC-klagomål.docx
@@ -1030,7 +1030,7 @@
     <w:r>
       <w:tab/>
       <w:tab/>
-      <w:t>2026-09-16</w:t>
+      <w:t>2026-09-17</w:t>
       <w:br/>
       <w:br/>
     </w:r>

--- a/klagomål/A 49982-2025 FSC-klagomål.docx
+++ b/klagomål/A 49982-2025 FSC-klagomål.docx
@@ -1030,7 +1030,7 @@
     <w:r>
       <w:tab/>
       <w:tab/>
-      <w:t>2026-09-17</w:t>
+      <w:t>2026-09-18</w:t>
       <w:br/>
       <w:br/>
     </w:r>

--- a/klagomål/A 49982-2025 FSC-klagomål.docx
+++ b/klagomål/A 49982-2025 FSC-klagomål.docx
@@ -1030,7 +1030,7 @@
     <w:r>
       <w:tab/>
       <w:tab/>
-      <w:t>2026-09-18</w:t>
+      <w:t>2026-09-19</w:t>
       <w:br/>
       <w:br/>
     </w:r>

--- a/klagomål/A 49982-2025 FSC-klagomål.docx
+++ b/klagomål/A 49982-2025 FSC-klagomål.docx
@@ -1030,7 +1030,7 @@
     <w:r>
       <w:tab/>
       <w:tab/>
-      <w:t>2026-09-19</w:t>
+      <w:t>2026-09-21</w:t>
       <w:br/>
       <w:br/>
     </w:r>

--- a/klagomål/A 49982-2025 FSC-klagomål.docx
+++ b/klagomål/A 49982-2025 FSC-klagomål.docx
@@ -1030,7 +1030,7 @@
     <w:r>
       <w:tab/>
       <w:tab/>
-      <w:t>2026-09-21</w:t>
+      <w:t>2026-09-23</w:t>
       <w:br/>
       <w:br/>
     </w:r>

--- a/klagomål/A 49982-2025 FSC-klagomål.docx
+++ b/klagomål/A 49982-2025 FSC-klagomål.docx
@@ -1030,7 +1030,7 @@
     <w:r>
       <w:tab/>
       <w:tab/>
-      <w:t>2026-09-23</w:t>
+      <w:t>2026-09-24</w:t>
       <w:br/>
       <w:br/>
     </w:r>

--- a/klagomål/A 49982-2025 FSC-klagomål.docx
+++ b/klagomål/A 49982-2025 FSC-klagomål.docx
@@ -1030,7 +1030,7 @@
     <w:r>
       <w:tab/>
       <w:tab/>
-      <w:t>2026-09-24</w:t>
+      <w:t>2026-09-25</w:t>
       <w:br/>
       <w:br/>
     </w:r>

--- a/klagomål/A 49982-2025 FSC-klagomål.docx
+++ b/klagomål/A 49982-2025 FSC-klagomål.docx
@@ -1030,7 +1030,7 @@
     <w:r>
       <w:tab/>
       <w:tab/>
-      <w:t>2026-09-25</w:t>
+      <w:t>2026-09-26</w:t>
       <w:br/>
       <w:br/>
     </w:r>

--- a/klagomål/A 49982-2025 FSC-klagomål.docx
+++ b/klagomål/A 49982-2025 FSC-klagomål.docx
@@ -1030,7 +1030,7 @@
     <w:r>
       <w:tab/>
       <w:tab/>
-      <w:t>2026-09-26</w:t>
+      <w:t>2026-09-27</w:t>
       <w:br/>
       <w:br/>
     </w:r>

--- a/klagomål/A 49982-2025 FSC-klagomål.docx
+++ b/klagomål/A 49982-2025 FSC-klagomål.docx
@@ -1030,7 +1030,7 @@
     <w:r>
       <w:tab/>
       <w:tab/>
-      <w:t>2026-09-27</w:t>
+      <w:t>2026-09-28</w:t>
       <w:br/>
       <w:br/>
     </w:r>

--- a/klagomål/A 49982-2025 FSC-klagomål.docx
+++ b/klagomål/A 49982-2025 FSC-klagomål.docx
@@ -178,7 +178,7 @@
       <w:r>
         <w:drawing>
           <wp:inline xmlns:a="http://schemas.openxmlformats.org/drawingml/2006/main" xmlns:pic="http://schemas.openxmlformats.org/drawingml/2006/picture">
-            <wp:extent cx="5486400" cy="5060308"/>
+            <wp:extent cx="5486400" cy="5177201"/>
             <wp:docPr id="1" name="Picture 1"/>
             <wp:cNvGraphicFramePr>
               <a:graphicFrameLocks noChangeAspect="1"/>
@@ -199,7 +199,7 @@
                   <pic:spPr>
                     <a:xfrm>
                       <a:off x="0" y="0"/>
-                      <a:ext cx="5486400" cy="5060308"/>
+                      <a:ext cx="5486400" cy="5177201"/>
                     </a:xfrm>
                     <a:prstGeom prst="rect"/>
                   </pic:spPr>
@@ -221,7 +221,7 @@
     </w:p>
     <w:p>
       <w:r>
-        <w:t>I och inom 7 meter från avverkningsanmälan finns fynd av 3 naturvårdsarter, varav 2 är rödlistade, 1 är fridlyst, 2 är typiska (T) och 1 är signalart (S): knärot (VU, T, §8), dropptaggsvamp (NT, T) och rödgul trumpetsvamp (S). Se Figur 1.</w:t>
+        <w:t>I och inom 7 meter från avverkningsanmälan finns fynd av 4 naturvårdsarter, varav 3 är rödlistade, 1 är fridlyst, 3 är typiska (T) och 1 är signalart (S): knärot (VU, T, §8), dropptaggsvamp (NT, T), vedtrappmossa (NT, T) och rödgul trumpetsvamp (S). Se Figur 1.</w:t>
       </w:r>
     </w:p>
     <w:p>
@@ -372,6 +372,26 @@
         <w:rPr>
           <w:b/>
         </w:rPr>
+        <w:t xml:space="preserve">Vedtrappmossa (NT) </w:t>
+      </w:r>
+      <w:r>
+        <w:t xml:space="preserve">växer på död ved, främst i gammal granskog. Den förekommer knappast alls i fjällnära barrskogar utan finns i skogslandskapet nedom fjällen och framför allt i landets södra delar är den en mycket bra signalart för barrnaturskog med höga naturvärden. Skogsavverkning och brist på grov död ved i skogen är de allvarligaste hoten och den överlever inte kalhyggesbruk. Lokaler med sluten granskog, tillräckligt stora för att säkerställa ett kontinuerligt tillskott på grova lågor, bör undantas från storskaligt skogsbruk. Vedtrappmossa är typisk art för </w:t>
+      </w:r>
+      <w:r>
+        <w:rPr>
+          <w:i/>
+        </w:rPr>
+        <w:t>9010 Taiga</w:t>
+      </w:r>
+      <w:r>
+        <w:t xml:space="preserve"> (SLU Artdatabanken, 2024).</w:t>
+      </w:r>
+    </w:p>
+    <w:p>
+      <w:r>
+        <w:rPr>
+          <w:b/>
+        </w:rPr>
         <w:t xml:space="preserve">Rödgul trumpetsvamp </w:t>
       </w:r>
       <w:r>
@@ -468,7 +488,7 @@
         <w:rPr>
           <w:i/>
         </w:rPr>
-        <w:t>I det avverkningsanmälda skogsområdet har 3 naturvårdsarter varav 2 rödlistade arter sina livsmiljöer och växtplatser.</w:t>
+        <w:t>I det avverkningsanmälda skogsområdet har 4 naturvårdsarter varav 3 rödlistade arter sina livsmiljöer och växtplatser.</w:t>
       </w:r>
     </w:p>
     <w:p>
@@ -1030,7 +1050,7 @@
     <w:r>
       <w:tab/>
       <w:tab/>
-      <w:t>2026-09-28</w:t>
+      <w:t>2026-09-29</w:t>
       <w:br/>
       <w:br/>
     </w:r>

--- a/klagomål/A 49982-2025 FSC-klagomål.docx
+++ b/klagomål/A 49982-2025 FSC-klagomål.docx
@@ -1050,7 +1050,7 @@
     <w:r>
       <w:tab/>
       <w:tab/>
-      <w:t>2026-09-29</w:t>
+      <w:t>2026-09-30</w:t>
       <w:br/>
       <w:br/>
     </w:r>

--- a/klagomål/A 49982-2025 FSC-klagomål.docx
+++ b/klagomål/A 49982-2025 FSC-klagomål.docx
@@ -1050,7 +1050,7 @@
     <w:r>
       <w:tab/>
       <w:tab/>
-      <w:t>2026-09-30</w:t>
+      <w:t>2026-10-01</w:t>
       <w:br/>
       <w:br/>
     </w:r>

--- a/klagomål/A 49982-2025 FSC-klagomål.docx
+++ b/klagomål/A 49982-2025 FSC-klagomål.docx
@@ -1050,7 +1050,7 @@
     <w:r>
       <w:tab/>
       <w:tab/>
-      <w:t>2026-10-01</w:t>
+      <w:t>2026-10-02</w:t>
       <w:br/>
       <w:br/>
     </w:r>

--- a/klagomål/A 49982-2025 FSC-klagomål.docx
+++ b/klagomål/A 49982-2025 FSC-klagomål.docx
@@ -1050,7 +1050,7 @@
     <w:r>
       <w:tab/>
       <w:tab/>
-      <w:t>2026-10-02</w:t>
+      <w:t>2026-10-03</w:t>
       <w:br/>
       <w:br/>
     </w:r>

--- a/klagomål/A 49982-2025 FSC-klagomål.docx
+++ b/klagomål/A 49982-2025 FSC-klagomål.docx
@@ -1050,7 +1050,7 @@
     <w:r>
       <w:tab/>
       <w:tab/>
-      <w:t>2026-10-03</w:t>
+      <w:t>2026-10-04</w:t>
       <w:br/>
       <w:br/>
     </w:r>

--- a/klagomål/A 49982-2025 FSC-klagomål.docx
+++ b/klagomål/A 49982-2025 FSC-klagomål.docx
@@ -1050,7 +1050,7 @@
     <w:r>
       <w:tab/>
       <w:tab/>
-      <w:t>2026-10-04</w:t>
+      <w:t>2026-10-05</w:t>
       <w:br/>
       <w:br/>
     </w:r>

--- a/klagomål/A 49982-2025 FSC-klagomål.docx
+++ b/klagomål/A 49982-2025 FSC-klagomål.docx
@@ -1050,7 +1050,7 @@
     <w:r>
       <w:tab/>
       <w:tab/>
-      <w:t>2026-10-05</w:t>
+      <w:t>2026-10-06</w:t>
       <w:br/>
       <w:br/>
     </w:r>

--- a/klagomål/A 49982-2025 FSC-klagomål.docx
+++ b/klagomål/A 49982-2025 FSC-klagomål.docx
@@ -1050,7 +1050,7 @@
     <w:r>
       <w:tab/>
       <w:tab/>
-      <w:t>2026-10-06</w:t>
+      <w:t>2026-10-07</w:t>
       <w:br/>
       <w:br/>
     </w:r>

--- a/klagomål/A 49982-2025 FSC-klagomål.docx
+++ b/klagomål/A 49982-2025 FSC-klagomål.docx
@@ -1050,7 +1050,7 @@
     <w:r>
       <w:tab/>
       <w:tab/>
-      <w:t>2026-10-07</w:t>
+      <w:t>2026-10-08</w:t>
       <w:br/>
       <w:br/>
     </w:r>

--- a/klagomål/A 49982-2025 FSC-klagomål.docx
+++ b/klagomål/A 49982-2025 FSC-klagomål.docx
@@ -1050,7 +1050,7 @@
     <w:r>
       <w:tab/>
       <w:tab/>
-      <w:t>2026-10-08</w:t>
+      <w:t>2026-10-09</w:t>
       <w:br/>
       <w:br/>
     </w:r>

--- a/klagomål/A 49982-2025 FSC-klagomål.docx
+++ b/klagomål/A 49982-2025 FSC-klagomål.docx
@@ -1050,7 +1050,7 @@
     <w:r>
       <w:tab/>
       <w:tab/>
-      <w:t>2026-10-09</w:t>
+      <w:t>2026-10-10</w:t>
       <w:br/>
       <w:br/>
     </w:r>

--- a/klagomål/A 49982-2025 FSC-klagomål.docx
+++ b/klagomål/A 49982-2025 FSC-klagomål.docx
@@ -1050,7 +1050,7 @@
     <w:r>
       <w:tab/>
       <w:tab/>
-      <w:t>2026-10-10</w:t>
+      <w:t>2026-10-11</w:t>
       <w:br/>
       <w:br/>
     </w:r>

--- a/klagomål/A 49982-2025 FSC-klagomål.docx
+++ b/klagomål/A 49982-2025 FSC-klagomål.docx
@@ -1050,7 +1050,7 @@
     <w:r>
       <w:tab/>
       <w:tab/>
-      <w:t>2026-10-11</w:t>
+      <w:t>2026-10-12</w:t>
       <w:br/>
       <w:br/>
     </w:r>

--- a/klagomål/A 49982-2025 FSC-klagomål.docx
+++ b/klagomål/A 49982-2025 FSC-klagomål.docx
@@ -1050,7 +1050,7 @@
     <w:r>
       <w:tab/>
       <w:tab/>
-      <w:t>2026-10-12</w:t>
+      <w:t>2026-10-13</w:t>
       <w:br/>
       <w:br/>
     </w:r>

--- a/klagomål/A 49982-2025 FSC-klagomål.docx
+++ b/klagomål/A 49982-2025 FSC-klagomål.docx
@@ -1050,7 +1050,7 @@
     <w:r>
       <w:tab/>
       <w:tab/>
-      <w:t>2026-10-13</w:t>
+      <w:t>2026-10-14</w:t>
       <w:br/>
       <w:br/>
     </w:r>

--- a/klagomål/A 49982-2025 FSC-klagomål.docx
+++ b/klagomål/A 49982-2025 FSC-klagomål.docx
@@ -1050,7 +1050,7 @@
     <w:r>
       <w:tab/>
       <w:tab/>
-      <w:t>2026-10-14</w:t>
+      <w:t>2026-10-15</w:t>
       <w:br/>
       <w:br/>
     </w:r>

--- a/klagomål/A 49982-2025 FSC-klagomål.docx
+++ b/klagomål/A 49982-2025 FSC-klagomål.docx
@@ -1050,7 +1050,7 @@
     <w:r>
       <w:tab/>
       <w:tab/>
-      <w:t>2026-10-15</w:t>
+      <w:t>2026-10-16</w:t>
       <w:br/>
       <w:br/>
     </w:r>

--- a/klagomål/A 49982-2025 FSC-klagomål.docx
+++ b/klagomål/A 49982-2025 FSC-klagomål.docx
@@ -1050,7 +1050,7 @@
     <w:r>
       <w:tab/>
       <w:tab/>
-      <w:t>2026-10-16</w:t>
+      <w:t>2026-10-17</w:t>
       <w:br/>
       <w:br/>
     </w:r>

--- a/klagomål/A 49982-2025 FSC-klagomål.docx
+++ b/klagomål/A 49982-2025 FSC-klagomål.docx
@@ -1050,7 +1050,7 @@
     <w:r>
       <w:tab/>
       <w:tab/>
-      <w:t>2026-10-17</w:t>
+      <w:t>2026-10-18</w:t>
       <w:br/>
       <w:br/>
     </w:r>

--- a/klagomål/A 49982-2025 FSC-klagomål.docx
+++ b/klagomål/A 49982-2025 FSC-klagomål.docx
@@ -1050,7 +1050,7 @@
     <w:r>
       <w:tab/>
       <w:tab/>
-      <w:t>2026-10-18</w:t>
+      <w:t>2026-10-19</w:t>
       <w:br/>
       <w:br/>
     </w:r>

--- a/klagomål/A 49982-2025 FSC-klagomål.docx
+++ b/klagomål/A 49982-2025 FSC-klagomål.docx
@@ -1050,7 +1050,7 @@
     <w:r>
       <w:tab/>
       <w:tab/>
-      <w:t>2026-10-19</w:t>
+      <w:t>2026-10-20</w:t>
       <w:br/>
       <w:br/>
     </w:r>

--- a/klagomål/A 49982-2025 FSC-klagomål.docx
+++ b/klagomål/A 49982-2025 FSC-klagomål.docx
@@ -1050,7 +1050,7 @@
     <w:r>
       <w:tab/>
       <w:tab/>
-      <w:t>2026-10-20</w:t>
+      <w:t>2026-10-21</w:t>
       <w:br/>
       <w:br/>
     </w:r>

--- a/klagomål/A 49982-2025 FSC-klagomål.docx
+++ b/klagomål/A 49982-2025 FSC-klagomål.docx
@@ -1050,7 +1050,7 @@
     <w:r>
       <w:tab/>
       <w:tab/>
-      <w:t>2026-10-21</w:t>
+      <w:t>2026-10-22</w:t>
       <w:br/>
       <w:br/>
     </w:r>

--- a/klagomål/A 49982-2025 FSC-klagomål.docx
+++ b/klagomål/A 49982-2025 FSC-klagomål.docx
@@ -1050,7 +1050,7 @@
     <w:r>
       <w:tab/>
       <w:tab/>
-      <w:t>2026-10-22</w:t>
+      <w:t>2026-10-23</w:t>
       <w:br/>
       <w:br/>
     </w:r>

--- a/klagomål/A 49982-2025 FSC-klagomål.docx
+++ b/klagomål/A 49982-2025 FSC-klagomål.docx
@@ -1050,7 +1050,7 @@
     <w:r>
       <w:tab/>
       <w:tab/>
-      <w:t>2026-10-23</w:t>
+      <w:t>2026-10-24</w:t>
       <w:br/>
       <w:br/>
     </w:r>

--- a/klagomål/A 49982-2025 FSC-klagomål.docx
+++ b/klagomål/A 49982-2025 FSC-klagomål.docx
@@ -1050,7 +1050,7 @@
     <w:r>
       <w:tab/>
       <w:tab/>
-      <w:t>2026-10-24</w:t>
+      <w:t>2026-10-25</w:t>
       <w:br/>
       <w:br/>
     </w:r>

--- a/klagomål/A 49982-2025 FSC-klagomål.docx
+++ b/klagomål/A 49982-2025 FSC-klagomål.docx
@@ -1050,7 +1050,7 @@
     <w:r>
       <w:tab/>
       <w:tab/>
-      <w:t>2026-10-25</w:t>
+      <w:t>2026-10-26</w:t>
       <w:br/>
       <w:br/>
     </w:r>

--- a/klagomål/A 49982-2025 FSC-klagomål.docx
+++ b/klagomål/A 49982-2025 FSC-klagomål.docx
@@ -1050,7 +1050,7 @@
     <w:r>
       <w:tab/>
       <w:tab/>
-      <w:t>2026-10-26</w:t>
+      <w:t>2026-10-27</w:t>
       <w:br/>
       <w:br/>
     </w:r>

--- a/klagomål/A 49982-2025 FSC-klagomål.docx
+++ b/klagomål/A 49982-2025 FSC-klagomål.docx
@@ -1050,7 +1050,7 @@
     <w:r>
       <w:tab/>
       <w:tab/>
-      <w:t>2026-10-27</w:t>
+      <w:t>2026-10-28</w:t>
       <w:br/>
       <w:br/>
     </w:r>

--- a/klagomål/A 49982-2025 FSC-klagomål.docx
+++ b/klagomål/A 49982-2025 FSC-klagomål.docx
@@ -1050,7 +1050,7 @@
     <w:r>
       <w:tab/>
       <w:tab/>
-      <w:t>2026-10-28</w:t>
+      <w:t>2026-10-29</w:t>
       <w:br/>
       <w:br/>
     </w:r>

--- a/klagomål/A 49982-2025 FSC-klagomål.docx
+++ b/klagomål/A 49982-2025 FSC-klagomål.docx
@@ -1050,7 +1050,7 @@
     <w:r>
       <w:tab/>
       <w:tab/>
-      <w:t>2026-10-29</w:t>
+      <w:t>2026-10-31</w:t>
       <w:br/>
       <w:br/>
     </w:r>
